--- a/Laprak Praktikum.docx
+++ b/Laprak Praktikum.docx
@@ -3,37 +3,456 @@
 <w:document xmlns:wpc="http://schemas.microsoft.com/office/word/2010/wordprocessingCanvas" xmlns:cx="http://schemas.microsoft.com/office/drawing/2014/chartex" xmlns:cx1="http://schemas.microsoft.com/office/drawing/2015/9/8/chartex" xmlns:cx2="http://schemas.microsoft.com/office/drawing/2015/10/21/chartex" xmlns:cx3="http://schemas.microsoft.com/office/drawing/2016/5/9/chartex" xmlns:cx4="http://schemas.microsoft.com/office/drawing/2016/5/10/chartex" xmlns:cx5="http://schemas.microsoft.com/office/drawing/2016/5/11/chartex" xmlns:cx6="http://schemas.microsoft.com/office/drawing/2016/5/12/chartex" xmlns:cx7="http://schemas.microsoft.com/office/drawing/2016/5/13/chartex" xmlns:cx8="http://schemas.microsoft.com/office/drawing/2016/5/14/chartex" xmlns:mc="http://schemas.openxmlformats.org/markup-compatibility/2006" xmlns:aink="http://schemas.microsoft.com/office/drawing/2016/ink" xmlns:am3d="http://schemas.microsoft.com/office/drawing/2017/model3d" xmlns:o="urn:schemas-microsoft-com:office:office" xmlns:r="http://schemas.openxmlformats.org/officeDocument/2006/relationships" xmlns:m="http://schemas.openxmlformats.org/officeDocument/2006/math" xmlns:v="urn:schemas-microsoft-com:vml" xmlns:wp14="http://schemas.microsoft.com/office/word/2010/wordprocessingDrawing" xmlns:wp="http://schemas.openxmlformats.org/drawingml/2006/wordprocessingDrawing" xmlns:w10="urn:schemas-microsoft-com:office:word" xmlns:w="http://schemas.openxmlformats.org/wordprocessingml/2006/main" xmlns:w14="http://schemas.microsoft.com/office/word/2010/wordml" xmlns:w15="http://schemas.microsoft.com/office/word/2012/wordml" xmlns:w16cex="http://schemas.microsoft.com/office/word/2018/wordml/cex" xmlns:w16cid="http://schemas.microsoft.com/office/word/2016/wordml/cid" xmlns:w16="http://schemas.microsoft.com/office/word/2018/wordml" xmlns:w16sdtdh="http://schemas.microsoft.com/office/word/2020/wordml/sdtdatahash" xmlns:w16se="http://schemas.microsoft.com/office/word/2015/wordml/symex" xmlns:wpg="http://schemas.microsoft.com/office/word/2010/wordprocessingGroup" xmlns:wpi="http://schemas.microsoft.com/office/word/2010/wordprocessingInk" xmlns:wne="http://schemas.microsoft.com/office/word/2006/wordml" xmlns:wps="http://schemas.microsoft.com/office/word/2010/wordprocessingShape" mc:Ignorable="w14 w15 w16se w16cid w16 w16cex w16sdtdh wp14">
   <w:body>
     <w:p>
-      <w:r>
-        <w:t xml:space="preserve">Nama: Mikael Deandra </w:t>
-      </w:r>
-      <w:proofErr w:type="spellStart"/>
-      <w:r>
-        <w:t>Adinata</w:t>
-      </w:r>
-      <w:proofErr w:type="spellEnd"/>
-    </w:p>
-    <w:p>
-      <w:r>
-        <w:t>NIM: 255314113</w:t>
+      <w:pPr>
+        <w:spacing w:after="0" w:line="360" w:lineRule="auto"/>
+        <w:jc w:val="center"/>
+        <w:rPr>
+          <w:rFonts w:ascii="Times New Roman" w:hAnsi="Times New Roman" w:cs="Times New Roman"/>
+          <w:b/>
+          <w:bCs/>
+          <w:sz w:val="32"/>
+          <w:szCs w:val="32"/>
+        </w:rPr>
+      </w:pPr>
+      <w:r>
+        <w:rPr>
+          <w:rFonts w:ascii="Times New Roman" w:hAnsi="Times New Roman" w:cs="Times New Roman"/>
+          <w:b/>
+          <w:bCs/>
+          <w:sz w:val="32"/>
+          <w:szCs w:val="32"/>
+        </w:rPr>
+        <w:t>LAPORAN PRAKTIKUM 1</w:t>
+      </w:r>
+    </w:p>
+    <w:p>
+      <w:pPr>
+        <w:spacing w:after="0" w:line="360" w:lineRule="auto"/>
+        <w:jc w:val="center"/>
+        <w:rPr>
+          <w:rFonts w:ascii="Times New Roman" w:hAnsi="Times New Roman" w:cs="Times New Roman"/>
+          <w:sz w:val="32"/>
+          <w:szCs w:val="32"/>
+        </w:rPr>
+      </w:pPr>
+      <w:r>
+        <w:rPr>
+          <w:rFonts w:ascii="Times New Roman" w:hAnsi="Times New Roman" w:cs="Times New Roman"/>
+          <w:sz w:val="32"/>
+          <w:szCs w:val="32"/>
+        </w:rPr>
+        <w:t>Pemograman Berbasis Web</w:t>
+      </w:r>
+    </w:p>
+    <w:p>
+      <w:pPr>
+        <w:spacing w:after="0" w:line="360" w:lineRule="auto"/>
+        <w:jc w:val="center"/>
+        <w:rPr>
+          <w:rFonts w:ascii="Times New Roman" w:hAnsi="Times New Roman" w:cs="Times New Roman"/>
+          <w:b/>
+          <w:bCs/>
+          <w:sz w:val="28"/>
+          <w:szCs w:val="28"/>
+        </w:rPr>
+      </w:pPr>
+      <w:r>
+        <w:rPr>
+          <w:rFonts w:ascii="Times New Roman" w:hAnsi="Times New Roman" w:cs="Times New Roman"/>
+          <w:b/>
+          <w:bCs/>
+          <w:sz w:val="28"/>
+          <w:szCs w:val="28"/>
+        </w:rPr>
+        <w:t>“Git dan Github”</w:t>
+      </w:r>
+    </w:p>
+    <w:p>
+      <w:pPr>
+        <w:spacing w:after="0" w:line="360" w:lineRule="auto"/>
+        <w:jc w:val="center"/>
+        <w:rPr>
+          <w:rFonts w:ascii="Times New Roman" w:hAnsi="Times New Roman" w:cs="Times New Roman"/>
+          <w:sz w:val="28"/>
+          <w:szCs w:val="28"/>
+        </w:rPr>
+      </w:pPr>
+      <w:r>
+        <w:rPr>
+          <w:rFonts w:ascii="Times New Roman" w:hAnsi="Times New Roman" w:cs="Times New Roman"/>
+          <w:sz w:val="28"/>
+          <w:szCs w:val="28"/>
+        </w:rPr>
+        <w:t>Dosen Pengampu</w:t>
+      </w:r>
+    </w:p>
+    <w:p>
+      <w:pPr>
+        <w:spacing w:after="0" w:line="360" w:lineRule="auto"/>
+        <w:jc w:val="center"/>
+        <w:rPr>
+          <w:rFonts w:ascii="Times New Roman" w:hAnsi="Times New Roman" w:cs="Times New Roman"/>
+          <w:sz w:val="24"/>
+          <w:szCs w:val="24"/>
+        </w:rPr>
+      </w:pPr>
+      <w:r>
+        <w:rPr>
+          <w:rFonts w:ascii="Times New Roman" w:hAnsi="Times New Roman" w:cs="Times New Roman"/>
+          <w:sz w:val="28"/>
+          <w:szCs w:val="28"/>
+        </w:rPr>
+        <w:t>Bagaskara Eka Nugraha , S.T., M.Eng.</w:t>
+      </w:r>
+    </w:p>
+    <w:p>
+      <w:pPr>
+        <w:spacing w:after="0" w:line="360" w:lineRule="auto"/>
+        <w:jc w:val="center"/>
+        <w:rPr>
+          <w:rFonts w:ascii="Times New Roman" w:hAnsi="Times New Roman" w:cs="Times New Roman"/>
+          <w:sz w:val="24"/>
+          <w:szCs w:val="24"/>
+        </w:rPr>
+      </w:pPr>
+    </w:p>
+    <w:p>
+      <w:pPr>
+        <w:spacing w:after="0" w:line="360" w:lineRule="auto"/>
+        <w:jc w:val="center"/>
+        <w:rPr>
+          <w:rFonts w:ascii="Times New Roman" w:hAnsi="Times New Roman" w:cs="Times New Roman"/>
+          <w:sz w:val="24"/>
+          <w:szCs w:val="24"/>
+        </w:rPr>
+      </w:pPr>
+      <w:r>
+        <w:rPr>
+          <w:rFonts w:ascii="Times New Roman" w:hAnsi="Times New Roman"/>
+          <w:b/>
+          <w:noProof/>
+          <w:sz w:val="24"/>
+          <w:szCs w:val="24"/>
+        </w:rPr>
+        <w:drawing>
+          <wp:inline distT="0" distB="0" distL="0" distR="0" wp14:anchorId="264E7415" wp14:editId="2AC8135D">
+            <wp:extent cx="3267075" cy="3190875"/>
+            <wp:effectExtent l="0" t="0" r="9525" b="9525"/>
+            <wp:docPr id="2" name="Picture 2"/>
+            <wp:cNvGraphicFramePr>
+              <a:graphicFrameLocks xmlns:a="http://schemas.openxmlformats.org/drawingml/2006/main" noChangeAspect="1"/>
+            </wp:cNvGraphicFramePr>
+            <a:graphic xmlns:a="http://schemas.openxmlformats.org/drawingml/2006/main">
+              <a:graphicData uri="http://schemas.openxmlformats.org/drawingml/2006/picture">
+                <pic:pic xmlns:pic="http://schemas.openxmlformats.org/drawingml/2006/picture">
+                  <pic:nvPicPr>
+                    <pic:cNvPr id="0" name="Picture 119"/>
+                    <pic:cNvPicPr>
+                      <a:picLocks noChangeAspect="1" noChangeArrowheads="1"/>
+                    </pic:cNvPicPr>
+                  </pic:nvPicPr>
+                  <pic:blipFill>
+                    <a:blip r:embed="rId5">
+                      <a:extLst>
+                        <a:ext uri="{28A0092B-C50C-407E-A947-70E740481C1C}">
+                          <a14:useLocalDpi xmlns:a14="http://schemas.microsoft.com/office/drawing/2010/main" val="0"/>
+                        </a:ext>
+                      </a:extLst>
+                    </a:blip>
+                    <a:srcRect/>
+                    <a:stretch>
+                      <a:fillRect/>
+                    </a:stretch>
+                  </pic:blipFill>
+                  <pic:spPr bwMode="auto">
+                    <a:xfrm>
+                      <a:off x="0" y="0"/>
+                      <a:ext cx="3267075" cy="3190875"/>
+                    </a:xfrm>
+                    <a:prstGeom prst="rect">
+                      <a:avLst/>
+                    </a:prstGeom>
+                    <a:noFill/>
+                    <a:ln>
+                      <a:noFill/>
+                    </a:ln>
+                  </pic:spPr>
+                </pic:pic>
+              </a:graphicData>
+            </a:graphic>
+          </wp:inline>
+        </w:drawing>
+      </w:r>
+    </w:p>
+    <w:p>
+      <w:pPr>
+        <w:spacing w:after="0" w:line="360" w:lineRule="auto"/>
+        <w:jc w:val="center"/>
+        <w:rPr>
+          <w:rFonts w:ascii="Times New Roman" w:hAnsi="Times New Roman" w:cs="Times New Roman"/>
+          <w:sz w:val="24"/>
+          <w:szCs w:val="24"/>
+        </w:rPr>
+      </w:pPr>
+    </w:p>
+    <w:p>
+      <w:pPr>
+        <w:spacing w:after="0" w:line="360" w:lineRule="auto"/>
+        <w:jc w:val="center"/>
+        <w:rPr>
+          <w:rFonts w:ascii="Times New Roman" w:hAnsi="Times New Roman" w:cs="Times New Roman"/>
+          <w:sz w:val="32"/>
+          <w:szCs w:val="32"/>
+        </w:rPr>
+      </w:pPr>
+      <w:r>
+        <w:rPr>
+          <w:rFonts w:ascii="Times New Roman" w:hAnsi="Times New Roman" w:cs="Times New Roman"/>
+          <w:sz w:val="32"/>
+          <w:szCs w:val="32"/>
+        </w:rPr>
+        <w:t>DISUSUN OLEH</w:t>
+      </w:r>
+    </w:p>
+    <w:p>
+      <w:pPr>
+        <w:spacing w:after="0" w:line="360" w:lineRule="auto"/>
+        <w:jc w:val="center"/>
+        <w:rPr>
+          <w:rFonts w:ascii="Times New Roman" w:hAnsi="Times New Roman" w:cs="Times New Roman"/>
+          <w:sz w:val="28"/>
+          <w:szCs w:val="28"/>
+        </w:rPr>
+      </w:pPr>
+      <w:r>
+        <w:rPr>
+          <w:rFonts w:ascii="Times New Roman" w:hAnsi="Times New Roman" w:cs="Times New Roman"/>
+          <w:sz w:val="28"/>
+          <w:szCs w:val="28"/>
+        </w:rPr>
+        <w:t>Nama Mahasiswa</w:t>
+      </w:r>
+      <w:r>
+        <w:rPr>
+          <w:rFonts w:ascii="Times New Roman" w:hAnsi="Times New Roman" w:cs="Times New Roman"/>
+          <w:sz w:val="28"/>
+          <w:szCs w:val="28"/>
+        </w:rPr>
+        <w:tab/>
+      </w:r>
+      <w:r>
+        <w:rPr>
+          <w:rFonts w:ascii="Times New Roman" w:hAnsi="Times New Roman" w:cs="Times New Roman"/>
+          <w:sz w:val="28"/>
+          <w:szCs w:val="28"/>
+        </w:rPr>
+        <w:t>:</w:t>
+      </w:r>
+      <w:r>
+        <w:rPr>
+          <w:rFonts w:ascii="Times New Roman" w:hAnsi="Times New Roman" w:cs="Times New Roman"/>
+          <w:sz w:val="28"/>
+          <w:szCs w:val="28"/>
+        </w:rPr>
+        <w:t xml:space="preserve"> </w:t>
+      </w:r>
+      <w:r>
+        <w:rPr>
+          <w:rFonts w:ascii="Times New Roman" w:hAnsi="Times New Roman" w:cs="Times New Roman"/>
+          <w:sz w:val="28"/>
+          <w:szCs w:val="28"/>
+        </w:rPr>
+        <w:t>Mikael Deandra Adinata</w:t>
+      </w:r>
+    </w:p>
+    <w:p>
+      <w:pPr>
+        <w:spacing w:after="0" w:line="360" w:lineRule="auto"/>
+        <w:jc w:val="center"/>
+        <w:rPr>
+          <w:rFonts w:ascii="Times New Roman" w:hAnsi="Times New Roman" w:cs="Times New Roman"/>
+          <w:sz w:val="28"/>
+          <w:szCs w:val="28"/>
+        </w:rPr>
+      </w:pPr>
+      <w:r>
+        <w:rPr>
+          <w:rFonts w:ascii="Times New Roman" w:hAnsi="Times New Roman" w:cs="Times New Roman"/>
+          <w:sz w:val="28"/>
+          <w:szCs w:val="28"/>
+        </w:rPr>
+        <w:t>NIM</w:t>
+      </w:r>
+      <w:r>
+        <w:rPr>
+          <w:rFonts w:ascii="Times New Roman" w:hAnsi="Times New Roman" w:cs="Times New Roman"/>
+          <w:sz w:val="28"/>
+          <w:szCs w:val="28"/>
+        </w:rPr>
+        <w:tab/>
+        <w:t>: 25531411</w:t>
+      </w:r>
+      <w:r>
+        <w:rPr>
+          <w:rFonts w:ascii="Times New Roman" w:hAnsi="Times New Roman" w:cs="Times New Roman"/>
+          <w:sz w:val="28"/>
+          <w:szCs w:val="28"/>
+        </w:rPr>
+        <w:t>3</w:t>
+      </w:r>
+    </w:p>
+    <w:p>
+      <w:pPr>
+        <w:spacing w:after="0" w:line="360" w:lineRule="auto"/>
+        <w:jc w:val="center"/>
+        <w:rPr>
+          <w:rFonts w:ascii="Times New Roman" w:hAnsi="Times New Roman" w:cs="Times New Roman"/>
+          <w:b/>
+          <w:bCs/>
+          <w:sz w:val="28"/>
+          <w:szCs w:val="28"/>
+        </w:rPr>
+      </w:pPr>
+    </w:p>
+    <w:p>
+      <w:pPr>
+        <w:spacing w:after="0" w:line="360" w:lineRule="auto"/>
+        <w:jc w:val="center"/>
+        <w:rPr>
+          <w:rFonts w:ascii="Times New Roman" w:hAnsi="Times New Roman" w:cs="Times New Roman"/>
+          <w:b/>
+          <w:bCs/>
+          <w:sz w:val="28"/>
+          <w:szCs w:val="28"/>
+        </w:rPr>
+      </w:pPr>
+      <w:r>
+        <w:rPr>
+          <w:rFonts w:ascii="Times New Roman" w:hAnsi="Times New Roman" w:cs="Times New Roman"/>
+          <w:b/>
+          <w:bCs/>
+          <w:sz w:val="28"/>
+          <w:szCs w:val="28"/>
+        </w:rPr>
+        <w:t>PROGRAM STUDI INFORMATIKA</w:t>
+      </w:r>
+    </w:p>
+    <w:p>
+      <w:pPr>
+        <w:spacing w:after="0" w:line="360" w:lineRule="auto"/>
+        <w:jc w:val="center"/>
+        <w:rPr>
+          <w:rFonts w:ascii="Times New Roman" w:hAnsi="Times New Roman" w:cs="Times New Roman"/>
+          <w:b/>
+          <w:bCs/>
+          <w:sz w:val="28"/>
+          <w:szCs w:val="28"/>
+        </w:rPr>
+      </w:pPr>
+      <w:r>
+        <w:rPr>
+          <w:rFonts w:ascii="Times New Roman" w:hAnsi="Times New Roman" w:cs="Times New Roman"/>
+          <w:b/>
+          <w:bCs/>
+          <w:sz w:val="28"/>
+          <w:szCs w:val="28"/>
+        </w:rPr>
+        <w:t>FAKULTAS SAINS DAN TEKNOLOGI</w:t>
+      </w:r>
+    </w:p>
+    <w:p>
+      <w:pPr>
+        <w:spacing w:after="0" w:line="360" w:lineRule="auto"/>
+        <w:jc w:val="center"/>
+        <w:rPr>
+          <w:rFonts w:ascii="Times New Roman" w:hAnsi="Times New Roman" w:cs="Times New Roman"/>
+          <w:b/>
+          <w:bCs/>
+          <w:sz w:val="28"/>
+          <w:szCs w:val="28"/>
+        </w:rPr>
+      </w:pPr>
+      <w:r>
+        <w:rPr>
+          <w:rFonts w:ascii="Times New Roman" w:hAnsi="Times New Roman" w:cs="Times New Roman"/>
+          <w:b/>
+          <w:bCs/>
+          <w:sz w:val="28"/>
+          <w:szCs w:val="28"/>
+        </w:rPr>
+        <w:t>UNIVERSITAS SANATA DHARMA</w:t>
+      </w:r>
+    </w:p>
+    <w:p>
+      <w:pPr>
+        <w:spacing w:after="0" w:line="360" w:lineRule="auto"/>
+        <w:jc w:val="center"/>
+        <w:rPr>
+          <w:rFonts w:ascii="Times New Roman" w:hAnsi="Times New Roman" w:cs="Times New Roman"/>
+          <w:b/>
+          <w:bCs/>
+          <w:sz w:val="28"/>
+          <w:szCs w:val="28"/>
+        </w:rPr>
+      </w:pPr>
+      <w:r>
+        <w:rPr>
+          <w:rFonts w:ascii="Times New Roman" w:hAnsi="Times New Roman" w:cs="Times New Roman"/>
+          <w:b/>
+          <w:bCs/>
+          <w:sz w:val="28"/>
+          <w:szCs w:val="28"/>
+        </w:rPr>
+        <w:t>YOGYAKARTA</w:t>
       </w:r>
     </w:p>
     <w:p/>
-    <w:p>
-      <w:proofErr w:type="spellStart"/>
-      <w:r>
-        <w:t>Membuat</w:t>
-      </w:r>
-      <w:proofErr w:type="spellEnd"/>
-      <w:r>
-        <w:t xml:space="preserve"> repository</w:t>
+    <w:p/>
+    <w:p/>
+    <w:p>
+      <w:r>
+        <w:lastRenderedPageBreak/>
+        <w:t xml:space="preserve">Link User Github: </w:t>
+      </w:r>
+      <w:hyperlink r:id="rId6" w:history="1">
+        <w:r>
+          <w:rPr>
+            <w:rStyle w:val="Hyperlink"/>
+          </w:rPr>
+          <w:t>https://github.com/MikaelDeandra</w:t>
+        </w:r>
+      </w:hyperlink>
+    </w:p>
+    <w:p>
+      <w:r>
+        <w:t xml:space="preserve">Link Repository: </w:t>
+      </w:r>
+      <w:hyperlink r:id="rId7" w:history="1">
+        <w:r>
+          <w:rPr>
+            <w:rStyle w:val="Hyperlink"/>
+          </w:rPr>
+          <w:t>https://github.com/MikaelDeandra/PBW.git</w:t>
+        </w:r>
+      </w:hyperlink>
+    </w:p>
+    <w:p/>
+    <w:p>
+      <w:r>
+        <w:t>Tugas 1.1</w:t>
+      </w:r>
+    </w:p>
+    <w:p>
+      <w:r>
+        <w:t>Repository Github</w:t>
       </w:r>
     </w:p>
     <w:p>
       <w:r>
         <w:drawing>
-          <wp:inline distT="0" distB="0" distL="0" distR="0" wp14:anchorId="055B10A5" wp14:editId="308D1D54">
-            <wp:extent cx="5731510" cy="2787650"/>
-            <wp:effectExtent l="0" t="0" r="2540" b="0"/>
+          <wp:inline distT="0" distB="0" distL="0" distR="0" wp14:anchorId="3D532663" wp14:editId="407D2F4C">
+            <wp:extent cx="5731510" cy="2773045"/>
+            <wp:effectExtent l="0" t="0" r="2540" b="8255"/>
             <wp:docPr id="1" name="Picture 1"/>
             <wp:cNvGraphicFramePr>
               <a:graphicFrameLocks xmlns:a="http://schemas.openxmlformats.org/drawingml/2006/main" noChangeAspect="1"/>
@@ -46,7 +465,7 @@
                     <pic:cNvPicPr/>
                   </pic:nvPicPr>
                   <pic:blipFill>
-                    <a:blip r:embed="rId4"/>
+                    <a:blip r:embed="rId8"/>
                     <a:stretch>
                       <a:fillRect/>
                     </a:stretch>
@@ -54,7 +473,7 @@
                   <pic:spPr>
                     <a:xfrm>
                       <a:off x="0" y="0"/>
-                      <a:ext cx="5731510" cy="2787650"/>
+                      <a:ext cx="5731510" cy="2773045"/>
                     </a:xfrm>
                     <a:prstGeom prst="rect">
                       <a:avLst/>
@@ -68,7 +487,372 @@
       </w:r>
     </w:p>
     <w:p/>
+    <w:p>
+      <w:r>
+        <w:t>Perbandingan commit</w:t>
+      </w:r>
+    </w:p>
+    <w:p>
+      <w:r>
+        <w:t>Pertama:</w:t>
+      </w:r>
+    </w:p>
+    <w:p>
+      <w:r>
+        <w:drawing>
+          <wp:inline distT="0" distB="0" distL="0" distR="0" wp14:anchorId="7246EE9C" wp14:editId="362FD45B">
+            <wp:extent cx="5731510" cy="878840"/>
+            <wp:effectExtent l="0" t="0" r="2540" b="0"/>
+            <wp:docPr id="3" name="Picture 3"/>
+            <wp:cNvGraphicFramePr>
+              <a:graphicFrameLocks xmlns:a="http://schemas.openxmlformats.org/drawingml/2006/main" noChangeAspect="1"/>
+            </wp:cNvGraphicFramePr>
+            <a:graphic xmlns:a="http://schemas.openxmlformats.org/drawingml/2006/main">
+              <a:graphicData uri="http://schemas.openxmlformats.org/drawingml/2006/picture">
+                <pic:pic xmlns:pic="http://schemas.openxmlformats.org/drawingml/2006/picture">
+                  <pic:nvPicPr>
+                    <pic:cNvPr id="1" name=""/>
+                    <pic:cNvPicPr/>
+                  </pic:nvPicPr>
+                  <pic:blipFill>
+                    <a:blip r:embed="rId9"/>
+                    <a:stretch>
+                      <a:fillRect/>
+                    </a:stretch>
+                  </pic:blipFill>
+                  <pic:spPr>
+                    <a:xfrm>
+                      <a:off x="0" y="0"/>
+                      <a:ext cx="5731510" cy="878840"/>
+                    </a:xfrm>
+                    <a:prstGeom prst="rect">
+                      <a:avLst/>
+                    </a:prstGeom>
+                  </pic:spPr>
+                </pic:pic>
+              </a:graphicData>
+            </a:graphic>
+          </wp:inline>
+        </w:drawing>
+      </w:r>
+    </w:p>
+    <w:p>
+      <w:r>
+        <w:t>Kedua:</w:t>
+      </w:r>
+    </w:p>
+    <w:p>
+      <w:r>
+        <w:drawing>
+          <wp:inline distT="0" distB="0" distL="0" distR="0" wp14:anchorId="5147D662" wp14:editId="43A9E4CF">
+            <wp:extent cx="5731510" cy="780415"/>
+            <wp:effectExtent l="0" t="0" r="2540" b="635"/>
+            <wp:docPr id="4" name="Picture 4"/>
+            <wp:cNvGraphicFramePr>
+              <a:graphicFrameLocks xmlns:a="http://schemas.openxmlformats.org/drawingml/2006/main" noChangeAspect="1"/>
+            </wp:cNvGraphicFramePr>
+            <a:graphic xmlns:a="http://schemas.openxmlformats.org/drawingml/2006/main">
+              <a:graphicData uri="http://schemas.openxmlformats.org/drawingml/2006/picture">
+                <pic:pic xmlns:pic="http://schemas.openxmlformats.org/drawingml/2006/picture">
+                  <pic:nvPicPr>
+                    <pic:cNvPr id="1" name=""/>
+                    <pic:cNvPicPr/>
+                  </pic:nvPicPr>
+                  <pic:blipFill>
+                    <a:blip r:embed="rId10"/>
+                    <a:stretch>
+                      <a:fillRect/>
+                    </a:stretch>
+                  </pic:blipFill>
+                  <pic:spPr>
+                    <a:xfrm>
+                      <a:off x="0" y="0"/>
+                      <a:ext cx="5731510" cy="780415"/>
+                    </a:xfrm>
+                    <a:prstGeom prst="rect">
+                      <a:avLst/>
+                    </a:prstGeom>
+                  </pic:spPr>
+                </pic:pic>
+              </a:graphicData>
+            </a:graphic>
+          </wp:inline>
+        </w:drawing>
+      </w:r>
+    </w:p>
     <w:p/>
+    <w:p/>
+    <w:p>
+      <w:r>
+        <w:t>Tugas 1.2</w:t>
+      </w:r>
+    </w:p>
+    <w:p>
+      <w:r>
+        <w:t>Instalasi</w:t>
+      </w:r>
+    </w:p>
+    <w:p>
+      <w:r>
+        <w:lastRenderedPageBreak/>
+        <w:drawing>
+          <wp:inline distT="0" distB="0" distL="0" distR="0" wp14:anchorId="3FA884B0" wp14:editId="5CEFF32D">
+            <wp:extent cx="5731510" cy="1099820"/>
+            <wp:effectExtent l="0" t="0" r="2540" b="5080"/>
+            <wp:docPr id="5" name="Picture 5"/>
+            <wp:cNvGraphicFramePr>
+              <a:graphicFrameLocks xmlns:a="http://schemas.openxmlformats.org/drawingml/2006/main" noChangeAspect="1"/>
+            </wp:cNvGraphicFramePr>
+            <a:graphic xmlns:a="http://schemas.openxmlformats.org/drawingml/2006/main">
+              <a:graphicData uri="http://schemas.openxmlformats.org/drawingml/2006/picture">
+                <pic:pic xmlns:pic="http://schemas.openxmlformats.org/drawingml/2006/picture">
+                  <pic:nvPicPr>
+                    <pic:cNvPr id="1" name=""/>
+                    <pic:cNvPicPr/>
+                  </pic:nvPicPr>
+                  <pic:blipFill>
+                    <a:blip r:embed="rId11"/>
+                    <a:stretch>
+                      <a:fillRect/>
+                    </a:stretch>
+                  </pic:blipFill>
+                  <pic:spPr>
+                    <a:xfrm>
+                      <a:off x="0" y="0"/>
+                      <a:ext cx="5731510" cy="1099820"/>
+                    </a:xfrm>
+                    <a:prstGeom prst="rect">
+                      <a:avLst/>
+                    </a:prstGeom>
+                  </pic:spPr>
+                </pic:pic>
+              </a:graphicData>
+            </a:graphic>
+          </wp:inline>
+        </w:drawing>
+      </w:r>
+    </w:p>
+    <w:p/>
+    <w:p/>
+    <w:p/>
+    <w:p>
+      <w:r>
+        <w:t>Tugas 1.3</w:t>
+      </w:r>
+    </w:p>
+    <w:p>
+      <w:r>
+        <w:t>Clone repository</w:t>
+      </w:r>
+    </w:p>
+    <w:p>
+      <w:r>
+        <w:drawing>
+          <wp:inline distT="0" distB="0" distL="0" distR="0" wp14:anchorId="7B51B488" wp14:editId="3FAD4AD4">
+            <wp:extent cx="5731510" cy="4064000"/>
+            <wp:effectExtent l="0" t="0" r="2540" b="0"/>
+            <wp:docPr id="6" name="Picture 6"/>
+            <wp:cNvGraphicFramePr>
+              <a:graphicFrameLocks xmlns:a="http://schemas.openxmlformats.org/drawingml/2006/main" noChangeAspect="1"/>
+            </wp:cNvGraphicFramePr>
+            <a:graphic xmlns:a="http://schemas.openxmlformats.org/drawingml/2006/main">
+              <a:graphicData uri="http://schemas.openxmlformats.org/drawingml/2006/picture">
+                <pic:pic xmlns:pic="http://schemas.openxmlformats.org/drawingml/2006/picture">
+                  <pic:nvPicPr>
+                    <pic:cNvPr id="1" name=""/>
+                    <pic:cNvPicPr/>
+                  </pic:nvPicPr>
+                  <pic:blipFill>
+                    <a:blip r:embed="rId12"/>
+                    <a:stretch>
+                      <a:fillRect/>
+                    </a:stretch>
+                  </pic:blipFill>
+                  <pic:spPr>
+                    <a:xfrm>
+                      <a:off x="0" y="0"/>
+                      <a:ext cx="5731510" cy="4064000"/>
+                    </a:xfrm>
+                    <a:prstGeom prst="rect">
+                      <a:avLst/>
+                    </a:prstGeom>
+                  </pic:spPr>
+                </pic:pic>
+              </a:graphicData>
+            </a:graphic>
+          </wp:inline>
+        </w:drawing>
+      </w:r>
+    </w:p>
+    <w:p>
+      <w:r>
+        <w:lastRenderedPageBreak/>
+        <w:drawing>
+          <wp:inline distT="0" distB="0" distL="0" distR="0" wp14:anchorId="7B29D39E" wp14:editId="4CE9621A">
+            <wp:extent cx="5731510" cy="2312670"/>
+            <wp:effectExtent l="0" t="0" r="2540" b="0"/>
+            <wp:docPr id="7" name="Picture 7"/>
+            <wp:cNvGraphicFramePr>
+              <a:graphicFrameLocks xmlns:a="http://schemas.openxmlformats.org/drawingml/2006/main" noChangeAspect="1"/>
+            </wp:cNvGraphicFramePr>
+            <a:graphic xmlns:a="http://schemas.openxmlformats.org/drawingml/2006/main">
+              <a:graphicData uri="http://schemas.openxmlformats.org/drawingml/2006/picture">
+                <pic:pic xmlns:pic="http://schemas.openxmlformats.org/drawingml/2006/picture">
+                  <pic:nvPicPr>
+                    <pic:cNvPr id="1" name=""/>
+                    <pic:cNvPicPr/>
+                  </pic:nvPicPr>
+                  <pic:blipFill>
+                    <a:blip r:embed="rId13"/>
+                    <a:stretch>
+                      <a:fillRect/>
+                    </a:stretch>
+                  </pic:blipFill>
+                  <pic:spPr>
+                    <a:xfrm>
+                      <a:off x="0" y="0"/>
+                      <a:ext cx="5731510" cy="2312670"/>
+                    </a:xfrm>
+                    <a:prstGeom prst="rect">
+                      <a:avLst/>
+                    </a:prstGeom>
+                  </pic:spPr>
+                </pic:pic>
+              </a:graphicData>
+            </a:graphic>
+          </wp:inline>
+        </w:drawing>
+      </w:r>
+    </w:p>
+    <w:p>
+      <w:r>
+        <w:drawing>
+          <wp:inline distT="0" distB="0" distL="0" distR="0" wp14:anchorId="1FBC5A5E" wp14:editId="7401ED19">
+            <wp:extent cx="5731510" cy="699770"/>
+            <wp:effectExtent l="0" t="0" r="2540" b="5080"/>
+            <wp:docPr id="8" name="Picture 8"/>
+            <wp:cNvGraphicFramePr>
+              <a:graphicFrameLocks xmlns:a="http://schemas.openxmlformats.org/drawingml/2006/main" noChangeAspect="1"/>
+            </wp:cNvGraphicFramePr>
+            <a:graphic xmlns:a="http://schemas.openxmlformats.org/drawingml/2006/main">
+              <a:graphicData uri="http://schemas.openxmlformats.org/drawingml/2006/picture">
+                <pic:pic xmlns:pic="http://schemas.openxmlformats.org/drawingml/2006/picture">
+                  <pic:nvPicPr>
+                    <pic:cNvPr id="1" name=""/>
+                    <pic:cNvPicPr/>
+                  </pic:nvPicPr>
+                  <pic:blipFill>
+                    <a:blip r:embed="rId14"/>
+                    <a:stretch>
+                      <a:fillRect/>
+                    </a:stretch>
+                  </pic:blipFill>
+                  <pic:spPr>
+                    <a:xfrm>
+                      <a:off x="0" y="0"/>
+                      <a:ext cx="5731510" cy="699770"/>
+                    </a:xfrm>
+                    <a:prstGeom prst="rect">
+                      <a:avLst/>
+                    </a:prstGeom>
+                  </pic:spPr>
+                </pic:pic>
+              </a:graphicData>
+            </a:graphic>
+          </wp:inline>
+        </w:drawing>
+      </w:r>
+    </w:p>
+    <w:p/>
+    <w:p>
+      <w:r>
+        <w:t>Menambah 1 commit baru</w:t>
+      </w:r>
+    </w:p>
+    <w:p>
+      <w:r>
+        <w:drawing>
+          <wp:inline distT="0" distB="0" distL="0" distR="0" wp14:anchorId="2B274E10" wp14:editId="18AF4384">
+            <wp:extent cx="5731510" cy="1682750"/>
+            <wp:effectExtent l="0" t="0" r="2540" b="0"/>
+            <wp:docPr id="9" name="Picture 9"/>
+            <wp:cNvGraphicFramePr>
+              <a:graphicFrameLocks xmlns:a="http://schemas.openxmlformats.org/drawingml/2006/main" noChangeAspect="1"/>
+            </wp:cNvGraphicFramePr>
+            <a:graphic xmlns:a="http://schemas.openxmlformats.org/drawingml/2006/main">
+              <a:graphicData uri="http://schemas.openxmlformats.org/drawingml/2006/picture">
+                <pic:pic xmlns:pic="http://schemas.openxmlformats.org/drawingml/2006/picture">
+                  <pic:nvPicPr>
+                    <pic:cNvPr id="1" name=""/>
+                    <pic:cNvPicPr/>
+                  </pic:nvPicPr>
+                  <pic:blipFill>
+                    <a:blip r:embed="rId15"/>
+                    <a:stretch>
+                      <a:fillRect/>
+                    </a:stretch>
+                  </pic:blipFill>
+                  <pic:spPr>
+                    <a:xfrm>
+                      <a:off x="0" y="0"/>
+                      <a:ext cx="5731510" cy="1682750"/>
+                    </a:xfrm>
+                    <a:prstGeom prst="rect">
+                      <a:avLst/>
+                    </a:prstGeom>
+                  </pic:spPr>
+                </pic:pic>
+              </a:graphicData>
+            </a:graphic>
+          </wp:inline>
+        </w:drawing>
+      </w:r>
+    </w:p>
+    <w:p/>
+    <w:p>
+      <w:r>
+        <w:t>Commit yang ditambahkan</w:t>
+      </w:r>
+    </w:p>
+    <w:p>
+      <w:r>
+        <w:drawing>
+          <wp:inline distT="0" distB="0" distL="0" distR="0" wp14:anchorId="52DF1FEE" wp14:editId="4B86D85D">
+            <wp:extent cx="5731510" cy="262890"/>
+            <wp:effectExtent l="0" t="0" r="2540" b="3810"/>
+            <wp:docPr id="10" name="Picture 10"/>
+            <wp:cNvGraphicFramePr>
+              <a:graphicFrameLocks xmlns:a="http://schemas.openxmlformats.org/drawingml/2006/main" noChangeAspect="1"/>
+            </wp:cNvGraphicFramePr>
+            <a:graphic xmlns:a="http://schemas.openxmlformats.org/drawingml/2006/main">
+              <a:graphicData uri="http://schemas.openxmlformats.org/drawingml/2006/picture">
+                <pic:pic xmlns:pic="http://schemas.openxmlformats.org/drawingml/2006/picture">
+                  <pic:nvPicPr>
+                    <pic:cNvPr id="1" name=""/>
+                    <pic:cNvPicPr/>
+                  </pic:nvPicPr>
+                  <pic:blipFill>
+                    <a:blip r:embed="rId16"/>
+                    <a:stretch>
+                      <a:fillRect/>
+                    </a:stretch>
+                  </pic:blipFill>
+                  <pic:spPr>
+                    <a:xfrm>
+                      <a:off x="0" y="0"/>
+                      <a:ext cx="5731510" cy="262890"/>
+                    </a:xfrm>
+                    <a:prstGeom prst="rect">
+                      <a:avLst/>
+                    </a:prstGeom>
+                  </pic:spPr>
+                </pic:pic>
+              </a:graphicData>
+            </a:graphic>
+          </wp:inline>
+        </w:drawing>
+      </w:r>
+    </w:p>
     <w:sectPr>
       <w:pgSz w:w="11906" w:h="16838"/>
       <w:pgMar w:top="1440" w:right="1440" w:bottom="1440" w:left="1440" w:header="708" w:footer="708" w:gutter="0"/>
@@ -77,6 +861,103 @@
     </w:sectPr>
   </w:body>
 </w:document>
+</file>
+
+<file path=word/numbering.xml><?xml version="1.0" encoding="utf-8"?>
+<w:numbering xmlns:wpc="http://schemas.microsoft.com/office/word/2010/wordprocessingCanvas" xmlns:cx="http://schemas.microsoft.com/office/drawing/2014/chartex" xmlns:cx1="http://schemas.microsoft.com/office/drawing/2015/9/8/chartex" xmlns:cx2="http://schemas.microsoft.com/office/drawing/2015/10/21/chartex" xmlns:cx3="http://schemas.microsoft.com/office/drawing/2016/5/9/chartex" xmlns:cx4="http://schemas.microsoft.com/office/drawing/2016/5/10/chartex" xmlns:cx5="http://schemas.microsoft.com/office/drawing/2016/5/11/chartex" xmlns:cx6="http://schemas.microsoft.com/office/drawing/2016/5/12/chartex" xmlns:cx7="http://schemas.microsoft.com/office/drawing/2016/5/13/chartex" xmlns:cx8="http://schemas.microsoft.com/office/drawing/2016/5/14/chartex" xmlns:mc="http://schemas.openxmlformats.org/markup-compatibility/2006" xmlns:aink="http://schemas.microsoft.com/office/drawing/2016/ink" xmlns:am3d="http://schemas.microsoft.com/office/drawing/2017/model3d" xmlns:o="urn:schemas-microsoft-com:office:office" xmlns:r="http://schemas.openxmlformats.org/officeDocument/2006/relationships" xmlns:m="http://schemas.openxmlformats.org/officeDocument/2006/math" xmlns:v="urn:schemas-microsoft-com:vml" xmlns:wp14="http://schemas.microsoft.com/office/word/2010/wordprocessingDrawing" xmlns:wp="http://schemas.openxmlformats.org/drawingml/2006/wordprocessingDrawing" xmlns:w10="urn:schemas-microsoft-com:office:word" xmlns:w="http://schemas.openxmlformats.org/wordprocessingml/2006/main" xmlns:w14="http://schemas.microsoft.com/office/word/2010/wordml" xmlns:w15="http://schemas.microsoft.com/office/word/2012/wordml" xmlns:w16cex="http://schemas.microsoft.com/office/word/2018/wordml/cex" xmlns:w16cid="http://schemas.microsoft.com/office/word/2016/wordml/cid" xmlns:w16="http://schemas.microsoft.com/office/word/2018/wordml" xmlns:w16sdtdh="http://schemas.microsoft.com/office/word/2020/wordml/sdtdatahash" xmlns:w16se="http://schemas.microsoft.com/office/word/2015/wordml/symex" xmlns:wpg="http://schemas.microsoft.com/office/word/2010/wordprocessingGroup" xmlns:wpi="http://schemas.microsoft.com/office/word/2010/wordprocessingInk" xmlns:wne="http://schemas.microsoft.com/office/word/2006/wordml" xmlns:wps="http://schemas.microsoft.com/office/word/2010/wordprocessingShape" mc:Ignorable="w14 w15 w16se w16cid w16 w16cex w16sdtdh wp14">
+  <w:abstractNum w:abstractNumId="0" w15:restartNumberingAfterBreak="0">
+    <w:nsid w:val="66257808"/>
+    <w:multiLevelType w:val="hybridMultilevel"/>
+    <w:tmpl w:val="1D860EAE"/>
+    <w:lvl w:ilvl="0" w:tplc="3809000F">
+      <w:start w:val="1"/>
+      <w:numFmt w:val="decimal"/>
+      <w:lvlText w:val="%1."/>
+      <w:lvlJc w:val="left"/>
+      <w:pPr>
+        <w:ind w:left="360" w:hanging="360"/>
+      </w:pPr>
+      <w:rPr>
+        <w:rFonts w:hint="default"/>
+      </w:rPr>
+    </w:lvl>
+    <w:lvl w:ilvl="1" w:tplc="38090019" w:tentative="1">
+      <w:start w:val="1"/>
+      <w:numFmt w:val="lowerLetter"/>
+      <w:lvlText w:val="%2."/>
+      <w:lvlJc w:val="left"/>
+      <w:pPr>
+        <w:ind w:left="1080" w:hanging="360"/>
+      </w:pPr>
+    </w:lvl>
+    <w:lvl w:ilvl="2" w:tplc="3809001B" w:tentative="1">
+      <w:start w:val="1"/>
+      <w:numFmt w:val="lowerRoman"/>
+      <w:lvlText w:val="%3."/>
+      <w:lvlJc w:val="right"/>
+      <w:pPr>
+        <w:ind w:left="1800" w:hanging="180"/>
+      </w:pPr>
+    </w:lvl>
+    <w:lvl w:ilvl="3" w:tplc="3809000F" w:tentative="1">
+      <w:start w:val="1"/>
+      <w:numFmt w:val="decimal"/>
+      <w:lvlText w:val="%4."/>
+      <w:lvlJc w:val="left"/>
+      <w:pPr>
+        <w:ind w:left="2520" w:hanging="360"/>
+      </w:pPr>
+    </w:lvl>
+    <w:lvl w:ilvl="4" w:tplc="38090019" w:tentative="1">
+      <w:start w:val="1"/>
+      <w:numFmt w:val="lowerLetter"/>
+      <w:lvlText w:val="%5."/>
+      <w:lvlJc w:val="left"/>
+      <w:pPr>
+        <w:ind w:left="3240" w:hanging="360"/>
+      </w:pPr>
+    </w:lvl>
+    <w:lvl w:ilvl="5" w:tplc="3809001B" w:tentative="1">
+      <w:start w:val="1"/>
+      <w:numFmt w:val="lowerRoman"/>
+      <w:lvlText w:val="%6."/>
+      <w:lvlJc w:val="right"/>
+      <w:pPr>
+        <w:ind w:left="3960" w:hanging="180"/>
+      </w:pPr>
+    </w:lvl>
+    <w:lvl w:ilvl="6" w:tplc="3809000F" w:tentative="1">
+      <w:start w:val="1"/>
+      <w:numFmt w:val="decimal"/>
+      <w:lvlText w:val="%7."/>
+      <w:lvlJc w:val="left"/>
+      <w:pPr>
+        <w:ind w:left="4680" w:hanging="360"/>
+      </w:pPr>
+    </w:lvl>
+    <w:lvl w:ilvl="7" w:tplc="38090019" w:tentative="1">
+      <w:start w:val="1"/>
+      <w:numFmt w:val="lowerLetter"/>
+      <w:lvlText w:val="%8."/>
+      <w:lvlJc w:val="left"/>
+      <w:pPr>
+        <w:ind w:left="5400" w:hanging="360"/>
+      </w:pPr>
+    </w:lvl>
+    <w:lvl w:ilvl="8" w:tplc="3809001B" w:tentative="1">
+      <w:start w:val="1"/>
+      <w:numFmt w:val="lowerRoman"/>
+      <w:lvlText w:val="%9."/>
+      <w:lvlJc w:val="right"/>
+      <w:pPr>
+        <w:ind w:left="6120" w:hanging="180"/>
+      </w:pPr>
+    </w:lvl>
+  </w:abstractNum>
+  <w:num w:numId="1">
+    <w:abstractNumId w:val="0"/>
+  </w:num>
+</w:numbering>
 </file>
 
 <file path=word/styles.xml><?xml version="1.0" encoding="utf-8"?>
@@ -505,6 +1386,40 @@
     <w:semiHidden/>
     <w:unhideWhenUsed/>
   </w:style>
+  <w:style w:type="character" w:styleId="Hyperlink">
+    <w:name w:val="Hyperlink"/>
+    <w:basedOn w:val="DefaultParagraphFont"/>
+    <w:uiPriority w:val="99"/>
+    <w:unhideWhenUsed/>
+    <w:rsid w:val="002C2B8A"/>
+    <w:rPr>
+      <w:color w:val="0563C1" w:themeColor="hyperlink"/>
+      <w:u w:val="single"/>
+    </w:rPr>
+  </w:style>
+  <w:style w:type="character" w:styleId="UnresolvedMention">
+    <w:name w:val="Unresolved Mention"/>
+    <w:basedOn w:val="DefaultParagraphFont"/>
+    <w:uiPriority w:val="99"/>
+    <w:semiHidden/>
+    <w:unhideWhenUsed/>
+    <w:rsid w:val="002C2B8A"/>
+    <w:rPr>
+      <w:color w:val="605E5C"/>
+      <w:shd w:val="clear" w:color="auto" w:fill="E1DFDD"/>
+    </w:rPr>
+  </w:style>
+  <w:style w:type="paragraph" w:styleId="ListParagraph">
+    <w:name w:val="List Paragraph"/>
+    <w:basedOn w:val="Normal"/>
+    <w:uiPriority w:val="34"/>
+    <w:qFormat/>
+    <w:rsid w:val="002C2B8A"/>
+    <w:pPr>
+      <w:ind w:left="720"/>
+      <w:contextualSpacing/>
+    </w:pPr>
+  </w:style>
 </w:styles>
 </file>
 
